--- a/docs/validation/V12_Lifecycle_Columns_Current.docx
+++ b/docs/validation/V12_Lifecycle_Columns_Current.docx
@@ -1773,7 +1773,7 @@
           <w:sz w:val="22"/>
           <w:szCs w:val="22"/>
         </w:rPr>
-        <w:t xml:space="preserve">Also check that no item with movement is missing its columns. Replace the query with this one and run it:</w:t>
+        <w:t xml:space="preserve">Also check that no item with movement is missing its columns. The query finds items that appear in the fact table, so it cannot skip the very items it is looking for. Replace the query with this one and run it:</w:t>
       </w:r>
     </w:p>
     <w:p>
@@ -1809,7 +1809,7 @@
           <w:sz w:val="16"/>
           <w:szCs w:val="16"/>
         </w:rPr>
-        <w:t xml:space="preserve">FROM   dw.DimItem</w:t>
+        <w:t xml:space="preserve">FROM   dw.DimItem AS i</w:t>
       </w:r>
     </w:p>
     <w:p>
@@ -1827,7 +1827,25 @@
           <w:sz w:val="16"/>
           <w:szCs w:val="16"/>
         </w:rPr>
-        <w:t xml:space="preserve">WHERE  MonthsActive &gt; 0</w:t>
+        <w:t xml:space="preserve">WHERE  EXISTS (SELECT 1 FROM dw.FactItemMovement AS f WHERE f.ItemKey = i.ItemKey)</w:t>
+      </w:r>
+    </w:p>
+    <w:p>
+      <w:pPr>
+        <w:pBdr>
+          <w:left w:val="single" w:color="A6A6A6" w:sz="12" w:space="6"/>
+        </w:pBdr>
+        <w:shd w:fill="F2F2F2" w:color="auto" w:val="clear"/>
+        <w:spacing w:after="0" w:before="0" w:line="240"/>
+        <w:ind w:left="180"/>
+      </w:pPr>
+      <w:r>
+        <w:rPr>
+          <w:rFonts w:ascii="Consolas" w:cs="Consolas" w:eastAsia="Consolas" w:hAnsi="Consolas"/>
+          <w:sz w:val="16"/>
+          <w:szCs w:val="16"/>
+        </w:rPr>
+        <w:t xml:space="preserve">  AND (i.FirstSeenDateKey IS NULL OR i.LastSeenDateKey IS NULL</w:t>
       </w:r>
     </w:p>
     <w:p>
@@ -1845,7 +1863,7 @@
           <w:sz w:val="16"/>
           <w:szCs w:val="16"/>
         </w:rPr>
-        <w:t xml:space="preserve">  AND (FirstSeenDateKey IS NULL OR LastSeenDateKey IS NULL OR CohortYear IS NULL);</w:t>
+        <w:t xml:space="preserve">       OR i.CohortYear IS NULL OR i.MonthsActive IS NULL);</w:t>
       </w:r>
     </w:p>
     <w:p>
